--- a/web/downloads/Qalam-project-package/06-Qalam-antiplagiarism-form.docx
+++ b/web/downloads/Qalam-project-package/06-Qalam-antiplagiarism-form.docx
@@ -4,665 +4,93 @@
   <w:body>
     <w:p>
       <w:pPr>
-        <w:pStyle w:val="Title"/>
+        <w:jc w:val="right"/>
       </w:pPr>
       <w:r>
-        <w:t>АНТИПЛАГИАТ АНЫҚТАМАСЫНЫҢ БЛАНКІ</w:t>
+        <w:t>3-қосымша</w:t>
+      </w:r>
+    </w:p>
+    <w:p>
+      <w:pPr>
+        <w:jc w:val="center"/>
+      </w:pPr>
+      <w:r>
+        <w:rPr>
+          <w:b/>
+        </w:rPr>
+        <w:t>АНЫҚТАМА</w:t>
+        <w:br/>
+        <w:t>Жобаның мәтінін алынған материалдарға сәйкестігі (антиплагиат) тексеру нәтижелері туралы</w:t>
       </w:r>
     </w:p>
     <w:p>
       <w:r>
-        <w:t>Мәтіндік сәйкестік сервисімен нақты тексергеннен кейін толтырылады. Бұл бланк тексеруден өтті деген анықтама емес.</w:t>
+        <w:t>Тіркеу коды (шифры): ____________________</w:t>
       </w:r>
-    </w:p>
-    <w:tbl>
-      <w:tblPr>
-        <w:tblStyle w:val="TableGrid"/>
-        <w:tblW w:type="auto" w:w="0"/>
-        <w:tblLook w:firstColumn="1" w:firstRow="1" w:lastColumn="0" w:lastRow="0" w:noHBand="0" w:noVBand="1" w:val="04A0"/>
-      </w:tblPr>
-      <w:tblGrid>
-        <w:gridCol w:w="4677"/>
-        <w:gridCol w:w="4677"/>
-      </w:tblGrid>
-      <w:tr>
-        <w:trPr>
-          <w:tblHeader/>
-          <w:cantSplit/>
-        </w:trPr>
-        <w:tc>
-          <w:tcPr>
-            <w:tcW w:type="dxa" w:w="4677"/>
-            <w:shd w:fill="E8EEDF"/>
-          </w:tcPr>
-          <w:p>
-            <w:pPr>
-              <w:spacing w:after="60" w:before="60" w:line="252" w:lineRule="auto"/>
-            </w:pPr>
-            <w:r>
-              <w:rPr>
-                <w:b/>
-                <w:sz w:val="22"/>
-              </w:rPr>
-              <w:t>Мәлімет</w:t>
-            </w:r>
-          </w:p>
-        </w:tc>
-        <w:tc>
-          <w:tcPr>
-            <w:tcW w:type="dxa" w:w="4677"/>
-            <w:shd w:fill="E8EEDF"/>
-          </w:tcPr>
-          <w:p>
-            <w:pPr>
-              <w:spacing w:after="60" w:before="60" w:line="252" w:lineRule="auto"/>
-            </w:pPr>
-            <w:r>
-              <w:rPr>
-                <w:b/>
-                <w:sz w:val="22"/>
-              </w:rPr>
-              <w:t>Толтырылатын орын</w:t>
-            </w:r>
-          </w:p>
-        </w:tc>
-      </w:tr>
-      <w:tr>
-        <w:trPr>
-          <w:cantSplit/>
-        </w:trPr>
-        <w:tc>
-          <w:tcPr>
-            <w:tcW w:type="dxa" w:w="4677"/>
-          </w:tcPr>
-          <w:p>
-            <w:pPr>
-              <w:spacing w:after="60" w:before="60" w:line="252" w:lineRule="auto"/>
-            </w:pPr>
-            <w:r>
-              <w:rPr>
-                <w:b w:val="0"/>
-                <w:sz w:val="22"/>
-              </w:rPr>
-              <w:t>Жоба тақырыбы</w:t>
-            </w:r>
-          </w:p>
-        </w:tc>
-        <w:tc>
-          <w:tcPr>
-            <w:tcW w:type="dxa" w:w="4677"/>
-          </w:tcPr>
-          <w:p>
-            <w:pPr>
-              <w:spacing w:after="60" w:before="60" w:line="252" w:lineRule="auto"/>
-            </w:pPr>
-            <w:r>
-              <w:rPr>
-                <w:b w:val="0"/>
-                <w:sz w:val="22"/>
-              </w:rPr>
-              <w:t>Онлайн кітапхана: кітапхана жұмысын цифрландыру</w:t>
-            </w:r>
-          </w:p>
-        </w:tc>
-      </w:tr>
-      <w:tr>
-        <w:trPr>
-          <w:cantSplit/>
-        </w:trPr>
-        <w:tc>
-          <w:tcPr>
-            <w:tcW w:type="dxa" w:w="4677"/>
-          </w:tcPr>
-          <w:p>
-            <w:pPr>
-              <w:spacing w:after="60" w:before="60" w:line="252" w:lineRule="auto"/>
-            </w:pPr>
-            <w:r>
-              <w:rPr>
-                <w:b w:val="0"/>
-                <w:sz w:val="22"/>
-              </w:rPr>
-              <w:t>Авторлар</w:t>
-            </w:r>
-          </w:p>
-        </w:tc>
-        <w:tc>
-          <w:tcPr>
-            <w:tcW w:type="dxa" w:w="4677"/>
-          </w:tcPr>
-          <w:p>
-            <w:pPr>
-              <w:spacing w:after="60" w:before="60" w:line="252" w:lineRule="auto"/>
-            </w:pPr>
-            <w:r>
-              <w:rPr>
-                <w:b w:val="0"/>
-                <w:sz w:val="22"/>
-              </w:rPr>
-              <w:t>Амантай Елжан Ерланұлы, Мұхаметкәрім Айбын Таңатұлы</w:t>
-            </w:r>
-          </w:p>
-        </w:tc>
-      </w:tr>
-      <w:tr>
-        <w:trPr>
-          <w:cantSplit/>
-        </w:trPr>
-        <w:tc>
-          <w:tcPr>
-            <w:tcW w:type="dxa" w:w="4677"/>
-          </w:tcPr>
-          <w:p>
-            <w:pPr>
-              <w:spacing w:after="60" w:before="60" w:line="252" w:lineRule="auto"/>
-            </w:pPr>
-            <w:r>
-              <w:rPr>
-                <w:b w:val="0"/>
-                <w:sz w:val="22"/>
-              </w:rPr>
-              <w:t>Мектеп</w:t>
-            </w:r>
-          </w:p>
-        </w:tc>
-        <w:tc>
-          <w:tcPr>
-            <w:tcW w:type="dxa" w:w="4677"/>
-          </w:tcPr>
-          <w:p>
-            <w:pPr>
-              <w:spacing w:after="60" w:before="60" w:line="252" w:lineRule="auto"/>
-            </w:pPr>
-            <w:r>
-              <w:rPr>
-                <w:b w:val="0"/>
-                <w:sz w:val="22"/>
-              </w:rPr>
-              <w:t>«Қаныш Сәтпаев атындағы Жәнтікей орта мектебі» КММ</w:t>
-            </w:r>
-          </w:p>
-        </w:tc>
-      </w:tr>
-      <w:tr>
-        <w:trPr>
-          <w:cantSplit/>
-        </w:trPr>
-        <w:tc>
-          <w:tcPr>
-            <w:tcW w:type="dxa" w:w="4677"/>
-          </w:tcPr>
-          <w:p>
-            <w:pPr>
-              <w:spacing w:after="60" w:before="60" w:line="252" w:lineRule="auto"/>
-            </w:pPr>
-            <w:r>
-              <w:rPr>
-                <w:b w:val="0"/>
-                <w:sz w:val="22"/>
-              </w:rPr>
-              <w:t>Сынып</w:t>
-            </w:r>
-          </w:p>
-        </w:tc>
-        <w:tc>
-          <w:tcPr>
-            <w:tcW w:type="dxa" w:w="4677"/>
-          </w:tcPr>
-          <w:p>
-            <w:pPr>
-              <w:spacing w:after="60" w:before="60" w:line="252" w:lineRule="auto"/>
-            </w:pPr>
-            <w:r>
-              <w:rPr>
-                <w:b w:val="0"/>
-                <w:sz w:val="22"/>
-              </w:rPr>
-              <w:t>7-сынып</w:t>
-            </w:r>
-          </w:p>
-        </w:tc>
-      </w:tr>
-      <w:tr>
-        <w:trPr>
-          <w:cantSplit/>
-        </w:trPr>
-        <w:tc>
-          <w:tcPr>
-            <w:tcW w:type="dxa" w:w="4677"/>
-          </w:tcPr>
-          <w:p>
-            <w:pPr>
-              <w:spacing w:after="60" w:before="60" w:line="252" w:lineRule="auto"/>
-            </w:pPr>
-            <w:r>
-              <w:rPr>
-                <w:b w:val="0"/>
-                <w:sz w:val="22"/>
-              </w:rPr>
-              <w:t>Секция</w:t>
-            </w:r>
-          </w:p>
-        </w:tc>
-        <w:tc>
-          <w:tcPr>
-            <w:tcW w:type="dxa" w:w="4677"/>
-          </w:tcPr>
-          <w:p>
-            <w:pPr>
-              <w:spacing w:after="60" w:before="60" w:line="252" w:lineRule="auto"/>
-            </w:pPr>
-            <w:r>
-              <w:rPr>
-                <w:b w:val="0"/>
-                <w:sz w:val="22"/>
-              </w:rPr>
-              <w:t>Информатика және цифрлық технологиялар</w:t>
-            </w:r>
-          </w:p>
-        </w:tc>
-      </w:tr>
-      <w:tr>
-        <w:trPr>
-          <w:cantSplit/>
-        </w:trPr>
-        <w:tc>
-          <w:tcPr>
-            <w:tcW w:type="dxa" w:w="4677"/>
-          </w:tcPr>
-          <w:p>
-            <w:pPr>
-              <w:spacing w:after="60" w:before="60" w:line="252" w:lineRule="auto"/>
-            </w:pPr>
-            <w:r>
-              <w:rPr>
-                <w:b w:val="0"/>
-                <w:sz w:val="22"/>
-              </w:rPr>
-              <w:t>Тіркеу коды</w:t>
-            </w:r>
-          </w:p>
-        </w:tc>
-        <w:tc>
-          <w:tcPr>
-            <w:tcW w:type="dxa" w:w="4677"/>
-          </w:tcPr>
-          <w:p>
-            <w:pPr>
-              <w:spacing w:after="60" w:before="60" w:line="252" w:lineRule="auto"/>
-            </w:pPr>
-            <w:r>
-              <w:rPr>
-                <w:b w:val="0"/>
-                <w:sz w:val="22"/>
-              </w:rPr>
-              <w:t>____________________</w:t>
-            </w:r>
-          </w:p>
-        </w:tc>
-      </w:tr>
-      <w:tr>
-        <w:trPr>
-          <w:cantSplit/>
-        </w:trPr>
-        <w:tc>
-          <w:tcPr>
-            <w:tcW w:type="dxa" w:w="4677"/>
-          </w:tcPr>
-          <w:p>
-            <w:pPr>
-              <w:spacing w:after="60" w:before="60" w:line="252" w:lineRule="auto"/>
-            </w:pPr>
-            <w:r>
-              <w:rPr>
-                <w:b w:val="0"/>
-                <w:sz w:val="22"/>
-              </w:rPr>
-              <w:t>Сервис атауы және сілтемесі</w:t>
-            </w:r>
-          </w:p>
-        </w:tc>
-        <w:tc>
-          <w:tcPr>
-            <w:tcW w:type="dxa" w:w="4677"/>
-          </w:tcPr>
-          <w:p>
-            <w:pPr>
-              <w:spacing w:after="60" w:before="60" w:line="252" w:lineRule="auto"/>
-            </w:pPr>
-            <w:r>
-              <w:rPr>
-                <w:b w:val="0"/>
-                <w:sz w:val="22"/>
-              </w:rPr>
-              <w:t>____________________</w:t>
-            </w:r>
-          </w:p>
-        </w:tc>
-      </w:tr>
-      <w:tr>
-        <w:trPr>
-          <w:cantSplit/>
-        </w:trPr>
-        <w:tc>
-          <w:tcPr>
-            <w:tcW w:type="dxa" w:w="4677"/>
-          </w:tcPr>
-          <w:p>
-            <w:pPr>
-              <w:spacing w:after="60" w:before="60" w:line="252" w:lineRule="auto"/>
-            </w:pPr>
-            <w:r>
-              <w:rPr>
-                <w:b w:val="0"/>
-                <w:sz w:val="22"/>
-              </w:rPr>
-              <w:t>Тексерілген файл/нұсқа</w:t>
-            </w:r>
-          </w:p>
-        </w:tc>
-        <w:tc>
-          <w:tcPr>
-            <w:tcW w:type="dxa" w:w="4677"/>
-          </w:tcPr>
-          <w:p>
-            <w:pPr>
-              <w:spacing w:after="60" w:before="60" w:line="252" w:lineRule="auto"/>
-            </w:pPr>
-            <w:r>
-              <w:rPr>
-                <w:b w:val="0"/>
-                <w:sz w:val="22"/>
-              </w:rPr>
-              <w:t>____________________</w:t>
-            </w:r>
-          </w:p>
-        </w:tc>
-      </w:tr>
-      <w:tr>
-        <w:trPr>
-          <w:cantSplit/>
-        </w:trPr>
-        <w:tc>
-          <w:tcPr>
-            <w:tcW w:type="dxa" w:w="4677"/>
-          </w:tcPr>
-          <w:p>
-            <w:pPr>
-              <w:spacing w:after="60" w:before="60" w:line="252" w:lineRule="auto"/>
-            </w:pPr>
-            <w:r>
-              <w:rPr>
-                <w:b w:val="0"/>
-                <w:sz w:val="22"/>
-              </w:rPr>
-              <w:t>Тексеру күні</w:t>
-            </w:r>
-          </w:p>
-        </w:tc>
-        <w:tc>
-          <w:tcPr>
-            <w:tcW w:type="dxa" w:w="4677"/>
-          </w:tcPr>
-          <w:p>
-            <w:pPr>
-              <w:spacing w:after="60" w:before="60" w:line="252" w:lineRule="auto"/>
-            </w:pPr>
-            <w:r>
-              <w:rPr>
-                <w:b w:val="0"/>
-                <w:sz w:val="22"/>
-              </w:rPr>
-              <w:t>____________________</w:t>
-            </w:r>
-          </w:p>
-        </w:tc>
-      </w:tr>
-      <w:tr>
-        <w:trPr>
-          <w:cantSplit/>
-        </w:trPr>
-        <w:tc>
-          <w:tcPr>
-            <w:tcW w:type="dxa" w:w="4677"/>
-          </w:tcPr>
-          <w:p>
-            <w:pPr>
-              <w:spacing w:after="60" w:before="60" w:line="252" w:lineRule="auto"/>
-            </w:pPr>
-            <w:r>
-              <w:rPr>
-                <w:b w:val="0"/>
-                <w:sz w:val="22"/>
-              </w:rPr>
-              <w:t>Бірегейлік көрсеткіші, %</w:t>
-            </w:r>
-          </w:p>
-        </w:tc>
-        <w:tc>
-          <w:tcPr>
-            <w:tcW w:type="dxa" w:w="4677"/>
-          </w:tcPr>
-          <w:p>
-            <w:pPr>
-              <w:spacing w:after="60" w:before="60" w:line="252" w:lineRule="auto"/>
-            </w:pPr>
-            <w:r>
-              <w:rPr>
-                <w:b w:val="0"/>
-                <w:sz w:val="22"/>
-              </w:rPr>
-              <w:t>____________________</w:t>
-            </w:r>
-          </w:p>
-        </w:tc>
-      </w:tr>
-      <w:tr>
-        <w:trPr>
-          <w:cantSplit/>
-        </w:trPr>
-        <w:tc>
-          <w:tcPr>
-            <w:tcW w:type="dxa" w:w="4677"/>
-          </w:tcPr>
-          <w:p>
-            <w:pPr>
-              <w:spacing w:after="60" w:before="60" w:line="252" w:lineRule="auto"/>
-            </w:pPr>
-            <w:r>
-              <w:rPr>
-                <w:b w:val="0"/>
-                <w:sz w:val="22"/>
-              </w:rPr>
-              <w:t>Сәйкестік көрсеткіші, %</w:t>
-            </w:r>
-          </w:p>
-        </w:tc>
-        <w:tc>
-          <w:tcPr>
-            <w:tcW w:type="dxa" w:w="4677"/>
-          </w:tcPr>
-          <w:p>
-            <w:pPr>
-              <w:spacing w:after="60" w:before="60" w:line="252" w:lineRule="auto"/>
-            </w:pPr>
-            <w:r>
-              <w:rPr>
-                <w:b w:val="0"/>
-                <w:sz w:val="22"/>
-              </w:rPr>
-              <w:t>____________________</w:t>
-            </w:r>
-          </w:p>
-        </w:tc>
-      </w:tr>
-      <w:tr>
-        <w:trPr>
-          <w:cantSplit/>
-        </w:trPr>
-        <w:tc>
-          <w:tcPr>
-            <w:tcW w:type="dxa" w:w="4677"/>
-          </w:tcPr>
-          <w:p>
-            <w:pPr>
-              <w:spacing w:after="60" w:before="60" w:line="252" w:lineRule="auto"/>
-            </w:pPr>
-            <w:r>
-              <w:rPr>
-                <w:b w:val="0"/>
-                <w:sz w:val="22"/>
-              </w:rPr>
-              <w:t>Есеп нөмірі/тіркелген есеп</w:t>
-            </w:r>
-          </w:p>
-        </w:tc>
-        <w:tc>
-          <w:tcPr>
-            <w:tcW w:type="dxa" w:w="4677"/>
-          </w:tcPr>
-          <w:p>
-            <w:pPr>
-              <w:spacing w:after="60" w:before="60" w:line="252" w:lineRule="auto"/>
-            </w:pPr>
-            <w:r>
-              <w:rPr>
-                <w:b w:val="0"/>
-                <w:sz w:val="22"/>
-              </w:rPr>
-              <w:t>____________________</w:t>
-            </w:r>
-          </w:p>
-        </w:tc>
-      </w:tr>
-      <w:tr>
-        <w:trPr>
-          <w:cantSplit/>
-        </w:trPr>
-        <w:tc>
-          <w:tcPr>
-            <w:tcW w:type="dxa" w:w="4677"/>
-          </w:tcPr>
-          <w:p>
-            <w:pPr>
-              <w:spacing w:after="60" w:before="60" w:line="252" w:lineRule="auto"/>
-            </w:pPr>
-            <w:r>
-              <w:rPr>
-                <w:b w:val="0"/>
-                <w:sz w:val="22"/>
-              </w:rPr>
-              <w:t>Жауапты тұлға, қызметі</w:t>
-            </w:r>
-          </w:p>
-        </w:tc>
-        <w:tc>
-          <w:tcPr>
-            <w:tcW w:type="dxa" w:w="4677"/>
-          </w:tcPr>
-          <w:p>
-            <w:pPr>
-              <w:spacing w:after="60" w:before="60" w:line="252" w:lineRule="auto"/>
-            </w:pPr>
-            <w:r>
-              <w:rPr>
-                <w:b w:val="0"/>
-                <w:sz w:val="22"/>
-              </w:rPr>
-              <w:t>____________________</w:t>
-            </w:r>
-          </w:p>
-        </w:tc>
-      </w:tr>
-      <w:tr>
-        <w:trPr>
-          <w:cantSplit/>
-        </w:trPr>
-        <w:tc>
-          <w:tcPr>
-            <w:tcW w:type="dxa" w:w="4677"/>
-          </w:tcPr>
-          <w:p>
-            <w:pPr>
-              <w:spacing w:after="60" w:before="60" w:line="252" w:lineRule="auto"/>
-            </w:pPr>
-            <w:r>
-              <w:rPr>
-                <w:b w:val="0"/>
-                <w:sz w:val="22"/>
-              </w:rPr>
-              <w:t>Қолы</w:t>
-            </w:r>
-          </w:p>
-        </w:tc>
-        <w:tc>
-          <w:tcPr>
-            <w:tcW w:type="dxa" w:w="4677"/>
-          </w:tcPr>
-          <w:p>
-            <w:pPr>
-              <w:spacing w:after="60" w:before="60" w:line="252" w:lineRule="auto"/>
-            </w:pPr>
-            <w:r>
-              <w:rPr>
-                <w:b w:val="0"/>
-                <w:sz w:val="22"/>
-              </w:rPr>
-              <w:t>____________________</w:t>
-            </w:r>
-          </w:p>
-        </w:tc>
-      </w:tr>
-    </w:tbl>
-    <w:p>
-      <w:pPr>
-        <w:spacing w:after="0"/>
-      </w:pPr>
     </w:p>
     <w:p>
       <w:r>
-        <w:t>Пайыз нақты сервис есебінен алынады. Бірегейлік пен сәйкестік түрлі сервисте әртүрлі есептелуі мүмкін. ЖИ қолдану декларациясы бұл тексеруді алмастырмайды.</w:t>
+        <w:t>Бағыты: жаратылыстану-математикалық</w:t>
+      </w:r>
+    </w:p>
+    <w:p>
+      <w:r>
+        <w:t>Секция атауы: Информатика, жасанды интеллект, робототехника және STEM-инженерия</w:t>
+      </w:r>
+    </w:p>
+    <w:p>
+      <w:r>
+        <w:t>Жоба тақырыбы: «Онлайн кітапхана: кітапхана жұмысын цифрландыру»</w:t>
+      </w:r>
+    </w:p>
+    <w:p>
+      <w:r>
+        <w:t>Қатысушылар санаты:</w:t>
+        <w:br/>
+        <w:t>□ Бастауыш буын (2–4 сыныптар)</w:t>
+        <w:br/>
+        <w:t>☑ Орта буын (5–8 сыныптар)</w:t>
+      </w:r>
+    </w:p>
+    <w:p>
+      <w:r>
+        <w:t>Алынған материалдарды тексеру сервисінің атауы және сілтемесі: __________________________________</w:t>
+      </w:r>
+    </w:p>
+    <w:p>
+      <w:r>
+        <w:t>Мәтіннің бірегейлігі (%): ____________________</w:t>
+      </w:r>
+    </w:p>
+    <w:p>
+      <w:r>
+        <w:t>Тексеру күні: ____________________</w:t>
+      </w:r>
+    </w:p>
+    <w:p>
+      <w:r>
+        <w:t>Тексеру нәтижесі мен сараптамалық қорытынды: ____________________</w:t>
+        <w:br/>
+        <w:t>Есеп нөмірі немесе тіркелген файл: ____________________</w:t>
+        <w:br/>
+        <w:t>Жауапты тұлға, қызметі: ____________________</w:t>
+        <w:br/>
+        <w:t>Қолы: ____________________</w:t>
+      </w:r>
+    </w:p>
+    <w:p>
+      <w:r>
+        <w:t>Толтыруға арналған бланк. Тексеру өткізілгені мен пайыздық көрсеткіш расталмаған. Нақты сервис есебімен толтырылады.</w:t>
       </w:r>
     </w:p>
     <w:sectPr>
-      <w:headerReference w:type="default" r:id="rId9"/>
-      <w:footerReference w:type="default" r:id="rId10"/>
       <w:pgSz w:w="11906" w:h="16838"/>
-      <w:pgMar w:top="1134" w:right="1134" w:bottom="1134" w:left="1417" w:header="720" w:footer="720" w:gutter="0"/>
+      <w:pgMar w:top="1134" w:right="1134" w:bottom="1134" w:left="1701" w:header="720" w:footer="720" w:gutter="0"/>
       <w:cols w:space="720"/>
       <w:docGrid w:linePitch="360"/>
     </w:sectPr>
   </w:body>
 </w:document>
-</file>
-
-<file path=word/footer1.xml><?xml version="1.0" encoding="utf-8"?>
-<w:ftr xmlns:m="http://schemas.openxmlformats.org/officeDocument/2006/math" xmlns:mc="http://schemas.openxmlformats.org/markup-compatibility/2006" xmlns:mo="http://schemas.microsoft.com/office/mac/office/2008/main" xmlns:mv="urn:schemas-microsoft-com:mac:vml" xmlns:o="urn:schemas-microsoft-com:office:office" xmlns:r="http://schemas.openxmlformats.org/officeDocument/2006/relationships" xmlns:v="urn:schemas-microsoft-com:vml" xmlns:w10="urn:schemas-microsoft-com:office:word" xmlns:w14="http://schemas.microsoft.com/office/word/2010/wordml" xmlns:w="http://schemas.openxmlformats.org/wordprocessingml/2006/main" xmlns:wne="http://schemas.microsoft.com/office/word/2006/wordml" xmlns:wp14="http://schemas.microsoft.com/office/word/2010/wordprocessingDrawing" xmlns:wp="http://schemas.openxmlformats.org/drawingml/2006/wordprocessingDrawing" xmlns:wpc="http://schemas.microsoft.com/office/word/2010/wordprocessingCanvas" xmlns:wpg="http://schemas.microsoft.com/office/word/2010/wordprocessingGroup" xmlns:wpi="http://schemas.microsoft.com/office/word/2010/wordprocessingInk" xmlns:wps="http://schemas.microsoft.com/office/word/2010/wordprocessingShape" mc:Ignorable="w14 wp14">
-  <w:p>
-    <w:pPr>
-      <w:pStyle w:val="Footer"/>
-      <w:jc w:val="right"/>
-    </w:pPr>
-    <w:r>
-      <w:t xml:space="preserve">Qalam · </w:t>
-    </w:r>
-    <w:r/>
-    <w:fldSimple w:instr="PAGE"/>
-  </w:p>
-</w:ftr>
-</file>
-
-<file path=word/header1.xml><?xml version="1.0" encoding="utf-8"?>
-<w:hdr xmlns:m="http://schemas.openxmlformats.org/officeDocument/2006/math" xmlns:mc="http://schemas.openxmlformats.org/markup-compatibility/2006" xmlns:mo="http://schemas.microsoft.com/office/mac/office/2008/main" xmlns:mv="urn:schemas-microsoft-com:mac:vml" xmlns:o="urn:schemas-microsoft-com:office:office" xmlns:r="http://schemas.openxmlformats.org/officeDocument/2006/relationships" xmlns:v="urn:schemas-microsoft-com:vml" xmlns:w10="urn:schemas-microsoft-com:office:word" xmlns:w14="http://schemas.microsoft.com/office/word/2010/wordml" xmlns:w="http://schemas.openxmlformats.org/wordprocessingml/2006/main" xmlns:wne="http://schemas.microsoft.com/office/word/2006/wordml" xmlns:wp14="http://schemas.microsoft.com/office/word/2010/wordprocessingDrawing" xmlns:wp="http://schemas.openxmlformats.org/drawingml/2006/wordprocessingDrawing" xmlns:wpc="http://schemas.microsoft.com/office/word/2010/wordprocessingCanvas" xmlns:wpg="http://schemas.microsoft.com/office/word/2010/wordprocessingGroup" xmlns:wpi="http://schemas.microsoft.com/office/word/2010/wordprocessingInk" xmlns:wps="http://schemas.microsoft.com/office/word/2010/wordprocessingShape" mc:Ignorable="w14 wp14">
-  <w:p>
-    <w:pPr>
-      <w:pStyle w:val="Caption"/>
-    </w:pPr>
-    <w:r>
-      <w:t>QALAM · Мектеп кітапханасы</w:t>
-    </w:r>
-  </w:p>
-</w:hdr>
 </file>
 
 <file path=word/numbering.xml><?xml version="1.0" encoding="utf-8"?>
@@ -1029,11 +457,11 @@
     <w:qFormat/>
     <w:rsid w:val="00FC693F"/>
     <w:pPr>
-      <w:spacing w:line="269" w:lineRule="auto" w:after="140"/>
+      <w:spacing w:line="360" w:lineRule="auto" w:after="100"/>
     </w:pPr>
     <w:rPr>
       <w:rFonts w:ascii="Times New Roman" w:hAnsi="Times New Roman"/>
-      <w:sz w:val="24"/>
+      <w:sz w:val="28"/>
     </w:rPr>
   </w:style>
   <w:style w:type="paragraph" w:styleId="Header">
@@ -1091,15 +519,15 @@
     <w:pPr>
       <w:keepNext/>
       <w:keepLines/>
-      <w:spacing w:before="160" w:after="200"/>
+      <w:spacing w:before="480" w:after="0"/>
       <w:outlineLvl w:val="0"/>
     </w:pPr>
     <w:rPr>
-      <w:rFonts w:asciiTheme="majorHAnsi" w:eastAsiaTheme="majorEastAsia" w:hAnsiTheme="majorHAnsi" w:cstheme="majorBidi" w:ascii="Times New Roman" w:hAnsi="Times New Roman"/>
+      <w:rFonts w:asciiTheme="majorHAnsi" w:eastAsiaTheme="majorEastAsia" w:hAnsiTheme="majorHAnsi" w:cstheme="majorBidi"/>
       <w:b/>
       <w:bCs/>
-      <w:color w:val="285643"/>
-      <w:sz w:val="34"/>
+      <w:color w:val="365F91" w:themeColor="accent1" w:themeShade="BF"/>
+      <w:sz w:val="28"/>
       <w:szCs w:val="28"/>
     </w:rPr>
   </w:style>
@@ -1115,15 +543,15 @@
     <w:pPr>
       <w:keepNext/>
       <w:keepLines/>
-      <w:spacing w:before="160" w:after="200"/>
+      <w:spacing w:before="200" w:after="0"/>
       <w:outlineLvl w:val="1"/>
     </w:pPr>
     <w:rPr>
-      <w:rFonts w:asciiTheme="majorHAnsi" w:eastAsiaTheme="majorEastAsia" w:hAnsiTheme="majorHAnsi" w:cstheme="majorBidi" w:ascii="Times New Roman" w:hAnsi="Times New Roman"/>
+      <w:rFonts w:asciiTheme="majorHAnsi" w:eastAsiaTheme="majorEastAsia" w:hAnsiTheme="majorHAnsi" w:cstheme="majorBidi"/>
       <w:b/>
       <w:bCs/>
-      <w:color w:val="285643"/>
-      <w:sz w:val="28"/>
+      <w:color w:val="4F81BD" w:themeColor="accent1"/>
+      <w:sz w:val="26"/>
       <w:szCs w:val="26"/>
     </w:rPr>
   </w:style>
@@ -1380,15 +808,15 @@
       <w:pBdr>
         <w:bottom w:val="single" w:sz="8" w:space="4" w:color="4F81BD" w:themeColor="accent1"/>
       </w:pBdr>
-      <w:spacing w:after="200" w:line="240" w:lineRule="auto" w:before="160"/>
+      <w:spacing w:after="300" w:line="240" w:lineRule="auto"/>
       <w:contextualSpacing/>
     </w:pPr>
     <w:rPr>
-      <w:rFonts w:asciiTheme="majorHAnsi" w:eastAsiaTheme="majorEastAsia" w:hAnsiTheme="majorHAnsi" w:cstheme="majorBidi" w:ascii="Times New Roman" w:hAnsi="Times New Roman"/>
-      <w:color w:val="285643"/>
+      <w:rFonts w:asciiTheme="majorHAnsi" w:eastAsiaTheme="majorEastAsia" w:hAnsiTheme="majorHAnsi" w:cstheme="majorBidi"/>
+      <w:color w:val="17365D" w:themeColor="text2" w:themeShade="BF"/>
       <w:spacing w:val="5"/>
       <w:kern w:val="28"/>
-      <w:sz w:val="48"/>
+      <w:sz w:val="52"/>
       <w:szCs w:val="52"/>
     </w:rPr>
   </w:style>
